--- a/individual_coursework/week1_planning_report.docx
+++ b/individual_coursework/week1_planning_report.docx
@@ -97,12 +97,6 @@
         <w:gridCol w:w="4680"/>
       </w:tblGrid>
       <w:tr>
-        <w:tblPrEx>
-          <w:tblCellMar>
-            <w:top w:w="0" w:type="dxa"/>
-            <w:bottom w:w="0" w:type="dxa"/>
-          </w:tblCellMar>
-        </w:tblPrEx>
         <w:tc>
           <w:tcPr>
             <w:tcW w:w="4680" w:type="dxa"/>
@@ -661,12 +655,6 @@
         <w:gridCol w:w="7760"/>
       </w:tblGrid>
       <w:tr>
-        <w:tblPrEx>
-          <w:tblCellMar>
-            <w:top w:w="0" w:type="dxa"/>
-            <w:bottom w:w="0" w:type="dxa"/>
-          </w:tblCellMar>
-        </w:tblPrEx>
         <w:tc>
           <w:tcPr>
             <w:tcW w:w="1600" w:type="dxa"/>
@@ -729,12 +717,6 @@
         </w:tc>
       </w:tr>
       <w:tr>
-        <w:tblPrEx>
-          <w:tblCellMar>
-            <w:top w:w="0" w:type="dxa"/>
-            <w:bottom w:w="0" w:type="dxa"/>
-          </w:tblCellMar>
-        </w:tblPrEx>
         <w:tc>
           <w:tcPr>
             <w:tcW w:w="1600" w:type="dxa"/>
@@ -806,17 +788,18 @@
               <w:t>Tools, sources, collection method, expected volume of data…</w:t>
             </w:r>
           </w:p>
-          <w:p/>
+          <w:p>
+            <w:pPr>
+              <w:rPr>
+                <w:rFonts w:hint="eastAsia"/>
+                <w:lang w:val="en-GB"/>
+              </w:rPr>
+            </w:pPr>
+          </w:p>
           <w:p/>
         </w:tc>
       </w:tr>
       <w:tr>
-        <w:tblPrEx>
-          <w:tblCellMar>
-            <w:top w:w="0" w:type="dxa"/>
-            <w:bottom w:w="0" w:type="dxa"/>
-          </w:tblCellMar>
-        </w:tblPrEx>
         <w:tc>
           <w:tcPr>
             <w:tcW w:w="1600" w:type="dxa"/>
@@ -893,12 +876,6 @@
         </w:tc>
       </w:tr>
       <w:tr>
-        <w:tblPrEx>
-          <w:tblCellMar>
-            <w:top w:w="0" w:type="dxa"/>
-            <w:bottom w:w="0" w:type="dxa"/>
-          </w:tblCellMar>
-        </w:tblPrEx>
         <w:tc>
           <w:tcPr>
             <w:tcW w:w="1600" w:type="dxa"/>
